--- a/NPC_Compliance/00_README_NPC_Compliance_Pack.docx
+++ b/NPC_Compliance/00_README_NPC_Compliance_Pack.docx
@@ -58,7 +58,7 @@
         <w:t xml:space="preserve"> </w:t>
       </w:r>
       <w:r>
-        <w:t xml:space="preserve">Indalecio Sacdalan Casasola II · [TO CONFIRM — DPO email]</w:t>
+        <w:t xml:space="preserve">Indalecio Sacdalan Casasola II · iscasasolaii@gmail.com</w:t>
       </w:r>
       <w:r>
         <w:t xml:space="preserve"> </w:t>
